--- a/site/files/Phase-Protocol-245-The Quinn Shuttle Re-entry Cooling The Shield Spec - Water-Sink Walls, the Steam Bubble and the Carbon Tyres (the V2's Fire, Priced and Closed; the Tyres Are Across the Board - Everyone Gets Better, Not Just Us)- Gemini Protocols.docx
+++ b/site/files/Phase-Protocol-245-The Quinn Shuttle Re-entry Cooling The Shield Spec - Water-Sink Walls, the Steam Bubble and the Carbon Tyres (the V2's Fire, Priced and Closed; the Tyres Are Across the Board - Everyone Gets Better, Not Just Us)- Gemini Protocols.docx
@@ -455,7 +455,7 @@
           <w:color w:val="1A1A1A"/>
           <w:szCs w:val="22"/>
         </w:rPr>
-        <w:t>- S4 — THE NUMBERS: ~2.7-3 MJ/kg ice-to-steam, the phase changes carrying the load; LEO reentry carries ~30 MJ per kg of ship but only ~1-2% couples into the skin (the shock wave takes the rest); a few tonnes of water drinks a shuttle-class V2's whole absorbed load — and the pod is 27 m3 of margin. 'Cost wise covered and then some' — graded TRUE.</w:t>
+        <w:t>- S4 — THE NUMBERS: ~2.7-3 MJ/kg ice-to-steam, the phase changes carrying the load; LEO reentry carries ~30 MJ per kg of ship but only ~1-2% couples into the skin (the shock wave takes the rest); a few tonnes of water drinks the whole absorbed load of our own pod class — we are not close to shuttle weight — and the pod is 27 m3 of margin. 'Cost wise covered and then some' — graded TRUE.</w:t>
       </w:r>
     </w:p>
     <w:p>
